--- a/docs/architecture-review.docx
+++ b/docs/architecture-review.docx
@@ -502,7 +502,7 @@
               <w:pStyle w:val="TableText"/>
             </w:pPr>
             <w:r>
-              <w:t xml:space="preserve">Blocking, pre-emptive</w:t>
+              <w:t xml:space="preserve">Standing constraint; tier no longer planned</w:t>
             </w:r>
           </w:p>
         </w:tc>
@@ -1230,7 +1230,35 @@
     <w:p>
       <w:pPr/>
       <w:r>
-        <w:t xml:space="preserve">This is pre-emptive rather than a defect in the current build, and it is important because server-side document conversion is the item the funding is sought for.</w:t>
+        <w:rPr>
+          <w:b/>
+        </w:rPr>
+        <w:t xml:space="preserve">Superseded in practice, kept as a standing constraint.</w:t>
+      </w:r>
+      <w:r>
+        <w:t xml:space="preserve"> When this was written, server-side conversion was the item the funding was sought for. It is no longer planned: the browser renderer now draws 98% of slides across 32 real corporate decks, so the fidelity that justified a converter is reached without one. See </w:t>
+      </w:r>
+      <w:r>
+        <w:rPr>
+          <w:rFonts w:ascii="Consolas" w:hAnsi="Consolas"/>
+          <w:sz w:val="18"/>
+        </w:rPr>
+        <w:t xml:space="preserve">rendering-gap.md</w:t>
+      </w:r>
+      <w:r>
+        <w:t xml:space="preserve">.</w:t>
+      </w:r>
+    </w:p>
+    <w:p>
+      <w:pPr/>
+      <w:r>
+        <w:t xml:space="preserve">The constraint below still binds the day anything CPU-bound is added — PDF input being the most likely candidate — so it stays on the list rather than being deleted.</w:t>
+      </w:r>
+    </w:p>
+    <w:p>
+      <w:pPr/>
+      <w:r>
+        <w:t xml:space="preserve">This was pre-emptive rather than a defect in the current build.</w:t>
       </w:r>
     </w:p>
     <w:p>
@@ -1512,13 +1540,13 @@
           <w:szCs w:val="26"/>
           <w:color w:val="3B3357"/>
         </w:rPr>
-        <w:t xml:space="preserve">Separate the conversion tier before building it</w:t>
-      </w:r>
-    </w:p>
-    <w:p>
-      <w:pPr/>
-      <w:r>
-        <w:t xml:space="preserve">A queue and a distinct worker service, sized independently of the relay.</w:t>
+        <w:t xml:space="preserve">Separate any conversion tier before building it</w:t>
+      </w:r>
+    </w:p>
+    <w:p>
+      <w:pPr/>
+      <w:r>
+        <w:t xml:space="preserve">No longer on the roadmap — the browser renderer removed the need — but if PDF input or anything else CPU-bound arrives, it needs a queue and a distinct worker service, sized independently of the relay.</w:t>
       </w:r>
     </w:p>
     <w:p>
@@ -1761,20 +1789,20 @@
               <w:pStyle w:val="TableText"/>
             </w:pPr>
             <w:r>
-              <w:t xml:space="preserve">Conversion worker tier</w:t>
-            </w:r>
-          </w:p>
-        </w:tc>
-        <w:tc>
-          <w:tcPr>
-            <w:tcW w:w="3120" w:type="dxa"/>
-          </w:tcPr>
-          <w:p>
-            <w:pPr>
-              <w:pStyle w:val="TableText"/>
-            </w:pPr>
-            <w:r>
-              <w:t xml:space="preserve">The funded item, safe to build after 1–3</w:t>
+              <w:t xml:space="preserve">~~Conversion worker tier~~</w:t>
+            </w:r>
+          </w:p>
+        </w:tc>
+        <w:tc>
+          <w:tcPr>
+            <w:tcW w:w="3120" w:type="dxa"/>
+          </w:tcPr>
+          <w:p>
+            <w:pPr>
+              <w:pStyle w:val="TableText"/>
+            </w:pPr>
+            <w:r>
+              <w:t xml:space="preserve">No longer planned — see Finding 4</w:t>
             </w:r>
           </w:p>
         </w:tc>

--- a/docs/architecture-review.docx
+++ b/docs/architecture-review.docx
@@ -1478,29 +1478,31 @@
           <w:szCs w:val="26"/>
           <w:color w:val="3B3357"/>
         </w:rPr>
-        <w:t xml:space="preserve">Shard by show code at the edge</w:t>
-      </w:r>
-    </w:p>
-    <w:p>
-      <w:pPr/>
-      <w:r>
-        <w:t xml:space="preserve">The six-character show code is a natural partition key. Consistent-hash it in front of the fleet so that every request for a given show reaches the same instance. The in-memory design then works unchanged across any number of instances, and </w:t>
-      </w:r>
-      <w:r>
-        <w:rPr>
-          <w:rFonts w:ascii="Consolas" w:hAnsi="Consolas"/>
-          <w:sz w:val="18"/>
-        </w:rPr>
-        <w:t xml:space="preserve">MAX_SESSIONS</w:t>
-      </w:r>
-      <w:r>
-        <w:t xml:space="preserve"> becomes a per-instance figure rather than a global one.</w:t>
-      </w:r>
-    </w:p>
-    <w:p>
-      <w:pPr/>
-      <w:r>
-        <w:t xml:space="preserve">The alternative — moving session state into Redis with pub/sub — is the conventional answer and is the wrong one here. It adds a network hop to the byte path and discards the property that makes the relay fast. Route the traffic instead of centralising the state.</w:t>
+        <w:t xml:space="preserve">Persist the session record, not the bytes — first</w:t>
+      </w:r>
+    </w:p>
+    <w:p>
+      <w:pPr/>
+      <w:r>
+        <w:rPr>
+          <w:b/>
+        </w:rPr>
+        <w:t xml:space="preserve">Everything else depends on this one.</w:t>
+      </w:r>
+      <w:r>
+        <w:t xml:space="preserve"> It is the only step that costs users a running show, and until it is done every later deploy costs them one too.</w:t>
+      </w:r>
+    </w:p>
+    <w:p>
+      <w:pPr/>
+      <w:r>
+        <w:t xml:space="preserve">Screens hold their own copies and can seed one another, so durability is only needed for the show's metadata: code, mode, expiry, owner, slide count. Writing that to Postgres converts hand-off from a promise the platform cannot keep into one it can, and it decouples deployment from user-visible breakage.</w:t>
+      </w:r>
+    </w:p>
+    <w:p>
+      <w:pPr/>
+      <w:r>
+        <w:t xml:space="preserve">The photo bytes should remain ephemeral. That is the product's central claim and it should not be traded away for operational convenience.</w:t>
       </w:r>
     </w:p>
     <w:p>
@@ -1514,19 +1516,613 @@
           <w:szCs w:val="26"/>
           <w:color w:val="3B3357"/>
         </w:rPr>
-        <w:t xml:space="preserve">Persist the session record, not the bytes</w:t>
-      </w:r>
-    </w:p>
-    <w:p>
-      <w:pPr/>
-      <w:r>
-        <w:t xml:space="preserve">Screens hold their own copies and can seed one another, so durability is only needed for the show's metadata: code, mode, expiry, owner, slide count. Writing that to Postgres converts hand-off from a promise the platform cannot keep into one it can, and it decouples deployment from user-visible breakage.</w:t>
-      </w:r>
-    </w:p>
-    <w:p>
-      <w:pPr/>
-      <w:r>
-        <w:t xml:space="preserve">The photo bytes should remain ephemeral. That is the product's central claim and it should not be traded away for operational convenience.</w:t>
+        <w:t xml:space="preserve">Shard by show code at the edge</w:t>
+      </w:r>
+    </w:p>
+    <w:p>
+      <w:pPr/>
+      <w:r>
+        <w:t xml:space="preserve">The six-character show code is a natural partition key, and the routing that follows from it is why this is a change of plumbing rather than a rewrite. The code sits at a fixed position in the URL path on every request that touches an existing show:</w:t>
+      </w:r>
+    </w:p>
+    <w:p>
+      <w:pPr>
+        <w:pStyle w:val="Code"/>
+      </w:pPr>
+      <w:r>
+        <w:rPr>
+          <w:rFonts w:ascii="Consolas" w:hAnsi="Consolas"/>
+          <w:sz w:val="18"/>
+        </w:rPr>
+        <w:t xml:space="preserve">/api/watch/{CODE}/state          /api/broadcast/{CODE}/extend</w:t>
+      </w:r>
+    </w:p>
+    <w:p>
+      <w:pPr>
+        <w:pStyle w:val="Code"/>
+      </w:pPr>
+      <w:r>
+        <w:rPr>
+          <w:rFonts w:ascii="Consolas" w:hAnsi="Consolas"/>
+          <w:sz w:val="18"/>
+        </w:rPr>
+        <w:t xml:space="preserve">/api/watch/{CODE}/photo/:i       /api/broadcast/{CODE}/progress</w:t>
+      </w:r>
+    </w:p>
+    <w:p>
+      <w:pPr>
+        <w:pStyle w:val="Code"/>
+      </w:pPr>
+      <w:r>
+        <w:rPr>
+          <w:rFonts w:ascii="Consolas" w:hAnsi="Consolas"/>
+          <w:sz w:val="18"/>
+        </w:rPr>
+        <w:t xml:space="preserve">/api/watch/{CODE}/requests       /api/broadcast/{CODE}/join-code</w:t>
+      </w:r>
+    </w:p>
+    <w:p>
+      <w:pPr>
+        <w:pStyle w:val="Code"/>
+      </w:pPr>
+      <w:r>
+        <w:rPr>
+          <w:rFonts w:ascii="Consolas" w:hAnsi="Consolas"/>
+          <w:sz w:val="18"/>
+        </w:rPr>
+        <w:t xml:space="preserve">/api/watch/{CODE}/frame/:id</w:t>
+      </w:r>
+    </w:p>
+    <w:p>
+      <w:pPr/>
+      <w:r>
+        <w:t xml:space="preserve">That is the whole hot path — every long-poll and every slide byte. A router can choose an instance by reading one path segment, with no body parsing and no state of its own. </w:t>
+      </w:r>
+      <w:r>
+        <w:rPr>
+          <w:rFonts w:ascii="Consolas" w:hAnsi="Consolas"/>
+          <w:sz w:val="18"/>
+        </w:rPr>
+        <w:t xml:space="preserve">MAX_SESSIONS</w:t>
+      </w:r>
+      <w:r>
+        <w:t xml:space="preserve"> then becomes a per-instance figure rather than a global one, and the ceiling multiplies by the size of the fleet.</w:t>
+      </w:r>
+    </w:p>
+    <w:p>
+      <w:pPr/>
+      <w:r>
+        <w:t xml:space="preserve">The alternative — moving session state into Redis with pub/sub — is the conventional answer and is the wrong one here. It adds a network hop to the byte path and discards the property that makes the relay fast. Route the traffic instead of centralising the state.</w:t>
+      </w:r>
+    </w:p>
+    <w:p>
+      <w:pPr>
+        <w:pStyle w:val="Heading4"/>
+      </w:pPr>
+      <w:r>
+        <w:rPr>
+          <w:b/>
+          <w:i/>
+          <w:sz w:val="23"/>
+          <w:szCs w:val="23"/>
+        </w:rPr>
+        <w:t xml:space="preserve">Record the owner; do not hash it</w:t>
+      </w:r>
+    </w:p>
+    <w:p>
+      <w:pPr/>
+      <w:r>
+        <w:rPr>
+          <w:b/>
+        </w:rPr>
+        <w:t xml:space="preserve">This corrects the first version of this document, which said to consistent-hash the code.</w:t>
+      </w:r>
+      <w:r>
+        <w:t xml:space="preserve"> Write </w:t>
+      </w:r>
+      <w:r>
+        <w:rPr>
+          <w:rFonts w:ascii="Consolas" w:hAnsi="Consolas"/>
+          <w:sz w:val="18"/>
+        </w:rPr>
+        <w:t xml:space="preserve">code → instance</w:t>
+      </w:r>
+      <w:r>
+        <w:t xml:space="preserve"> to Postgres when the show is created and have the router read that table instead.</w:t>
+      </w:r>
+    </w:p>
+    <w:p>
+      <w:pPr/>
+      <w:r>
+        <w:t xml:space="preserve">The difference shows up the moment capacity changes. Hashing reshuffles some proportion of keys whenever the fleet grows or shrinks, and a reshuffled key is a </w:t>
+      </w:r>
+      <w:r>
+        <w:rPr>
+          <w:i/>
+        </w:rPr>
+        <w:t xml:space="preserve">live show</w:t>
+      </w:r>
+      <w:r>
+        <w:t xml:space="preserve"> whose state is in another process's memory. A recorded owner never moves an existing show: adding an instance affects only shows created afterwards. Codes are immutable and short-lived, so the router can cache the table hard.</w:t>
+      </w:r>
+    </w:p>
+    <w:p>
+      <w:pPr>
+        <w:pStyle w:val="Heading4"/>
+      </w:pPr>
+      <w:r>
+        <w:rPr>
+          <w:b/>
+          <w:i/>
+          <w:sz w:val="23"/>
+          <w:szCs w:val="23"/>
+        </w:rPr>
+        <w:t xml:space="preserve">Three requests that do not carry the code in the path</w:t>
+      </w:r>
+    </w:p>
+    <w:p>
+      <w:pPr/>
+      <w:r>
+        <w:t xml:space="preserve">Each needs its own answer and each is easy to miss.</w:t>
+      </w:r>
+    </w:p>
+    <w:p>
+      <w:pPr/>
+      <w:r>
+        <w:rPr>
+          <w:b/>
+          <w:rFonts w:ascii="Consolas" w:hAnsi="Consolas"/>
+          <w:sz w:val="18"/>
+        </w:rPr>
+        <w:t xml:space="preserve">POST /api/watch/join</w:t>
+      </w:r>
+      <w:r>
+        <w:t xml:space="preserve"> takes the code in the JSON </w:t>
+      </w:r>
+      <w:r>
+        <w:rPr>
+          <w:b/>
+        </w:rPr>
+        <w:t xml:space="preserve">body</w:t>
+      </w:r>
+      <w:r>
+        <w:t xml:space="preserve"> (</w:t>
+      </w:r>
+      <w:r>
+        <w:rPr>
+          <w:rFonts w:ascii="Consolas" w:hAnsi="Consolas"/>
+          <w:sz w:val="18"/>
+        </w:rPr>
+        <w:t xml:space="preserve">server.js</w:t>
+      </w:r>
+      <w:r>
+        <w:t xml:space="preserve">, </w:t>
+      </w:r>
+      <w:r>
+        <w:rPr>
+          <w:rFonts w:ascii="Consolas" w:hAnsi="Consolas"/>
+          <w:sz w:val="18"/>
+        </w:rPr>
+        <w:t xml:space="preserve">handleWatchJoin</w:t>
+      </w:r>
+      <w:r>
+        <w:t xml:space="preserve">), so a path-based router cannot see it. Move it to </w:t>
+      </w:r>
+      <w:r>
+        <w:rPr>
+          <w:rFonts w:ascii="Consolas" w:hAnsi="Consolas"/>
+          <w:sz w:val="18"/>
+        </w:rPr>
+        <w:t xml:space="preserve">/api/watch/{CODE}/join</w:t>
+      </w:r>
+      <w:r>
+        <w:t xml:space="preserve"> — a small change on both sides — or accept the join anywhere and redirect.</w:t>
+      </w:r>
+    </w:p>
+    <w:p>
+      <w:pPr/>
+      <w:r>
+        <w:rPr>
+          <w:b/>
+          <w:rFonts w:ascii="Consolas" w:hAnsi="Consolas"/>
+          <w:sz w:val="18"/>
+        </w:rPr>
+        <w:t xml:space="preserve">POST /api/broadcast</w:t>
+      </w:r>
+      <w:r>
+        <w:t xml:space="preserve"> creates a show, so there is no code yet; the server generates one. Whichever instance serves that request has to end up owning it, which a recorded owner handles naturally: the instance writes itself into the table as it generates the code.</w:t>
+      </w:r>
+    </w:p>
+    <w:p>
+      <w:pPr/>
+      <w:r>
+        <w:rPr>
+          <w:b/>
+          <w:rFonts w:ascii="Consolas" w:hAnsi="Consolas"/>
+          <w:sz w:val="18"/>
+        </w:rPr>
+        <w:t xml:space="preserve">GET /api/broadcast/mine</w:t>
+      </w:r>
+      <w:r>
+        <w:t xml:space="preserve"> calls </w:t>
+      </w:r>
+      <w:r>
+        <w:rPr>
+          <w:rFonts w:ascii="Consolas" w:hAnsi="Consolas"/>
+          <w:sz w:val="18"/>
+        </w:rPr>
+        <w:t xml:space="preserve">listForUser</w:t>
+      </w:r>
+      <w:r>
+        <w:t xml:space="preserve">, which scans </w:t>
+      </w:r>
+      <w:r>
+        <w:rPr>
+          <w:rFonts w:ascii="Consolas" w:hAnsi="Consolas"/>
+          <w:sz w:val="18"/>
+        </w:rPr>
+        <w:t xml:space="preserve">this.sessions</w:t>
+      </w:r>
+      <w:r>
+        <w:t xml:space="preserve"> in </w:t>
+      </w:r>
+      <w:r>
+        <w:rPr>
+          <w:b/>
+        </w:rPr>
+        <w:t xml:space="preserve">one process</w:t>
+      </w:r>
+      <w:r>
+        <w:t xml:space="preserve"> (</w:t>
+      </w:r>
+      <w:r>
+        <w:rPr>
+          <w:rFonts w:ascii="Consolas" w:hAnsi="Consolas"/>
+          <w:sz w:val="18"/>
+        </w:rPr>
+        <w:t xml:space="preserve">lib/broadcast.js</w:t>
+      </w:r>
+      <w:r>
+        <w:t xml:space="preserve">). Once a user's shows can live on different instances this silently returns a partial list — their own shows begin disappearing from their library, with no error anywhere. Persisting the session record fixes it for free, which is another reason persistence comes first.</w:t>
+      </w:r>
+    </w:p>
+    <w:p>
+      <w:pPr>
+        <w:pStyle w:val="Heading3"/>
+      </w:pPr>
+      <w:r>
+        <w:rPr>
+          <w:b/>
+          <w:sz w:val="26"/>
+          <w:szCs w:val="26"/>
+          <w:color w:val="3B3357"/>
+        </w:rPr>
+        <w:t xml:space="preserve">Is any of this seamless for users?</w:t>
+      </w:r>
+    </w:p>
+    <w:p>
+      <w:pPr/>
+      <w:r>
+        <w:rPr>
+          <w:b/>
+        </w:rPr>
+        <w:t xml:space="preserve">In the steady state, yes — invisibly so.</w:t>
+      </w:r>
+      <w:r>
+        <w:t xml:space="preserve"> Same URLs, same protocol, same behaviour; a show lives entirely on one instance exactly as it does today.</w:t>
+      </w:r>
+    </w:p>
+    <w:p>
+      <w:pPr/>
+      <w:r>
+        <w:rPr>
+          <w:b/>
+        </w:rPr>
+        <w:t xml:space="preserve">Getting there is not, and the order decides how much anyone notices.</w:t>
+      </w:r>
+      <w:r>
+        <w:t xml:space="preserve"> The reason is Finding 3: with no persistence, the deploy that introduces any of this destroys every live and handed-off show. Hand-off TTLs run to 48 hours, so there is no quiet window to wait for — the system is never empty.</w:t>
+      </w:r>
+    </w:p>
+    <w:p>
+      <w:pPr/>
+      <w:r>
+        <w:t xml:space="preserve">What makes the rest of it painless is a property the protocol already has: </w:t>
+      </w:r>
+      <w:r>
+        <w:rPr>
+          <w:b/>
+        </w:rPr>
+        <w:t xml:space="preserve">long-polling is self-healing.</w:t>
+      </w:r>
+      <w:r>
+        <w:t xml:space="preserve"> A viewer whose connection is cut re-polls within 25 to 30 seconds and cannot distinguish a dropped connection from a slow one. Once session records survive a restart, a restart stops being a failure and becomes a pause of at most one poll interval. Parked requests and the frame cache are lost with the process, and should be — they are ephemeral by design.</w:t>
+      </w:r>
+    </w:p>
+    <w:tbl>
+      <w:tblPr>
+        <w:tblStyle w:val="TableGridLight"/>
+        <w:tblW w:w="9360" w:type="dxa"/>
+        <w:tblBorders>
+          <w:top w:val="single" w:sz="4" w:space="0" w:color="BFBFBF"/>
+          <w:left w:val="single" w:sz="4" w:space="0" w:color="BFBFBF"/>
+          <w:bottom w:val="single" w:sz="4" w:space="0" w:color="BFBFBF"/>
+          <w:right w:val="single" w:sz="4" w:space="0" w:color="BFBFBF"/>
+          <w:insideH w:val="single" w:sz="4" w:space="0" w:color="BFBFBF"/>
+          <w:insideV w:val="single" w:sz="4" w:space="0" w:color="BFBFBF"/>
+        </w:tblBorders>
+        <w:tblCellMar>
+          <w:top w:w="60" w:type="dxa"/>
+          <w:left w:w="90" w:type="dxa"/>
+          <w:bottom w:w="60" w:type="dxa"/>
+          <w:right w:w="90" w:type="dxa"/>
+        </w:tblCellMar>
+      </w:tblPr>
+      <w:tblGrid>
+        <w:gridCol w:w="4680"/>
+        <w:gridCol w:w="4680"/>
+      </w:tblGrid>
+      <w:tr>
+        <w:trPr>
+          <w:tblHeader/>
+        </w:trPr>
+        <w:tc>
+          <w:tcPr>
+            <w:tcW w:w="4680" w:type="dxa"/>
+            <w:shd w:val="clear" w:fill="F2F2F2"/>
+          </w:tcPr>
+          <w:p>
+            <w:pPr>
+              <w:pStyle w:val="TableText"/>
+            </w:pPr>
+            <w:r>
+              <w:rPr>
+                <w:b/>
+              </w:rPr>
+              <w:t xml:space="preserve">Step</w:t>
+            </w:r>
+          </w:p>
+        </w:tc>
+        <w:tc>
+          <w:tcPr>
+            <w:tcW w:w="4680" w:type="dxa"/>
+            <w:shd w:val="clear" w:fill="F2F2F2"/>
+          </w:tcPr>
+          <w:p>
+            <w:pPr>
+              <w:pStyle w:val="TableText"/>
+            </w:pPr>
+            <w:r>
+              <w:rPr>
+                <w:b/>
+              </w:rPr>
+              <w:t xml:space="preserve">What users see</w:t>
+            </w:r>
+          </w:p>
+        </w:tc>
+      </w:tr>
+      <w:tr>
+        <w:tc>
+          <w:tcPr>
+            <w:tcW w:w="4680" w:type="dxa"/>
+          </w:tcPr>
+          <w:p>
+            <w:pPr>
+              <w:pStyle w:val="TableText"/>
+            </w:pPr>
+            <w:r>
+              <w:t xml:space="preserve">1. Persist the session record</w:t>
+            </w:r>
+          </w:p>
+        </w:tc>
+        <w:tc>
+          <w:tcPr>
+            <w:tcW w:w="4680" w:type="dxa"/>
+          </w:tcPr>
+          <w:p>
+            <w:pPr>
+              <w:pStyle w:val="TableText"/>
+            </w:pPr>
+            <w:r>
+              <w:t xml:space="preserve">Every running show ends — </w:t>
+            </w:r>
+            <w:r>
+              <w:rPr>
+                <w:b/>
+              </w:rPr>
+              <w:t xml:space="preserve">the last time this happens</w:t>
+            </w:r>
+          </w:p>
+        </w:tc>
+      </w:tr>
+      <w:tr>
+        <w:tc>
+          <w:tcPr>
+            <w:tcW w:w="4680" w:type="dxa"/>
+          </w:tcPr>
+          <w:p>
+            <w:pPr>
+              <w:pStyle w:val="TableText"/>
+            </w:pPr>
+            <w:r>
+              <w:t xml:space="preserve">2. Move </w:t>
+            </w:r>
+            <w:r>
+              <w:rPr>
+                <w:rFonts w:ascii="Consolas" w:hAnsi="Consolas"/>
+                <w:sz w:val="18"/>
+              </w:rPr>
+              <w:t xml:space="preserve">join</w:t>
+            </w:r>
+            <w:r>
+              <w:t xml:space="preserve"> into the path, record ownership</w:t>
+            </w:r>
+          </w:p>
+        </w:tc>
+        <w:tc>
+          <w:tcPr>
+            <w:tcW w:w="4680" w:type="dxa"/>
+          </w:tcPr>
+          <w:p>
+            <w:pPr>
+              <w:pStyle w:val="TableText"/>
+            </w:pPr>
+            <w:r>
+              <w:t xml:space="preserve">Nothing</w:t>
+            </w:r>
+          </w:p>
+        </w:tc>
+      </w:tr>
+      <w:tr>
+        <w:tc>
+          <w:tcPr>
+            <w:tcW w:w="4680" w:type="dxa"/>
+          </w:tcPr>
+          <w:p>
+            <w:pPr>
+              <w:pStyle w:val="TableText"/>
+            </w:pPr>
+            <w:r>
+              <w:t xml:space="preserve">3. Router in front of a </w:t>
+            </w:r>
+            <w:r>
+              <w:rPr>
+                <w:i/>
+              </w:rPr>
+              <w:t xml:space="preserve">single</w:t>
+            </w:r>
+            <w:r>
+              <w:t xml:space="preserve"> instance</w:t>
+            </w:r>
+          </w:p>
+        </w:tc>
+        <w:tc>
+          <w:tcPr>
+            <w:tcW w:w="4680" w:type="dxa"/>
+          </w:tcPr>
+          <w:p>
+            <w:pPr>
+              <w:pStyle w:val="TableText"/>
+            </w:pPr>
+            <w:r>
+              <w:t xml:space="preserve">A stall of up to one poll interval</w:t>
+            </w:r>
+          </w:p>
+        </w:tc>
+      </w:tr>
+      <w:tr>
+        <w:tc>
+          <w:tcPr>
+            <w:tcW w:w="4680" w:type="dxa"/>
+          </w:tcPr>
+          <w:p>
+            <w:pPr>
+              <w:pStyle w:val="TableText"/>
+            </w:pPr>
+            <w:r>
+              <w:t xml:space="preserve">4. Add instances</w:t>
+            </w:r>
+          </w:p>
+        </w:tc>
+        <w:tc>
+          <w:tcPr>
+            <w:tcW w:w="4680" w:type="dxa"/>
+          </w:tcPr>
+          <w:p>
+            <w:pPr>
+              <w:pStyle w:val="TableText"/>
+            </w:pPr>
+            <w:r>
+              <w:t xml:space="preserve">Nothing — recorded ownership leaves existing shows alone</w:t>
+            </w:r>
+          </w:p>
+        </w:tc>
+      </w:tr>
+      <w:tr>
+        <w:tc>
+          <w:tcPr>
+            <w:tcW w:w="4680" w:type="dxa"/>
+          </w:tcPr>
+          <w:p>
+            <w:pPr>
+              <w:pStyle w:val="TableText"/>
+            </w:pPr>
+            <w:r>
+              <w:t xml:space="preserve">Steady state</w:t>
+            </w:r>
+          </w:p>
+        </w:tc>
+        <w:tc>
+          <w:tcPr>
+            <w:tcW w:w="4680" w:type="dxa"/>
+          </w:tcPr>
+          <w:p>
+            <w:pPr>
+              <w:pStyle w:val="TableText"/>
+            </w:pPr>
+            <w:r>
+              <w:t xml:space="preserve">Nothing; one instance restarting stalls 1/N of shows for one poll</w:t>
+            </w:r>
+          </w:p>
+        </w:tc>
+      </w:tr>
+    </w:tbl>
+    <w:p>
+      <w:pPr>
+        <w:pStyle w:val="Spacer"/>
+      </w:pPr>
+      <w:r>
+        <w:t xml:space="preserve"/>
+      </w:r>
+    </w:p>
+    <w:p>
+      <w:pPr/>
+      <w:r>
+        <w:t xml:space="preserve">Step 3 is deliberately a deploy that changes no behaviour: it proves the routing path with only one place for traffic to go.</w:t>
+      </w:r>
+    </w:p>
+    <w:p>
+      <w:pPr>
+        <w:pStyle w:val="Heading4"/>
+      </w:pPr>
+      <w:r>
+        <w:rPr>
+          <w:b/>
+          <w:i/>
+          <w:sz w:val="23"/>
+          <w:szCs w:val="23"/>
+        </w:rPr>
+        <w:t xml:space="preserve">Where seamless genuinely stops</w:t>
+      </w:r>
+    </w:p>
+    <w:p>
+      <w:pPr/>
+      <w:r>
+        <w:t xml:space="preserve">Two limits worth stating rather than discovering.</w:t>
+      </w:r>
+    </w:p>
+    <w:p>
+      <w:pPr/>
+      <w:r>
+        <w:rPr>
+          <w:b/>
+        </w:rPr>
+        <w:t xml:space="preserve">An instance dying takes its shows with it</w:t>
+      </w:r>
+      <w:r>
+        <w:t xml:space="preserve"> until something reassigns them. The records survive in Postgres, but a new owner has to claim them and the router has to learn the change. Viewers stall rather than lose the show — but the length of that stall is however long health-checking and reassignment take, and that is real work rather than a free consequence of sharding.</w:t>
+      </w:r>
+    </w:p>
+    <w:p>
+      <w:pPr/>
+      <w:r>
+        <w:rPr>
+          <w:b/>
+        </w:rPr>
+        <w:t xml:space="preserve">A show cannot move while it is running.</w:t>
+      </w:r>
+      <w:r>
+        <w:t xml:space="preserve"> The presenter's parked long-poll is in one process's memory. An instance can be drained by refusing new shows and waiting for the existing ones to expire, but with 48-hour hand-off TTLs that is measured in days.</w:t>
       </w:r>
     </w:p>
     <w:p>
@@ -1679,7 +2275,17 @@
               <w:pStyle w:val="TableText"/>
             </w:pPr>
             <w:r>
-              <w:t xml:space="preserve">Unblocks safe deploys; independent of the rest</w:t>
+              <w:t xml:space="preserve">Unblocks safe deploys, fixes </w:t>
+            </w:r>
+            <w:r>
+              <w:rPr>
+                <w:rFonts w:ascii="Consolas" w:hAnsi="Consolas"/>
+                <w:sz w:val="18"/>
+              </w:rPr>
+              <w:t xml:space="preserve">mine</w:t>
+            </w:r>
+            <w:r>
+              <w:t xml:space="preserve"> across instances, and is the only step users lose shows to</w:t>
             </w:r>
           </w:p>
         </w:tc>
@@ -1707,20 +2313,78 @@
               <w:pStyle w:val="TableText"/>
             </w:pPr>
             <w:r>
-              <w:t xml:space="preserve">Shard by code, raise the cap per instance</w:t>
-            </w:r>
-          </w:p>
-        </w:tc>
-        <w:tc>
-          <w:tcPr>
-            <w:tcW w:w="3120" w:type="dxa"/>
-          </w:tcPr>
-          <w:p>
-            <w:pPr>
-              <w:pStyle w:val="TableText"/>
-            </w:pPr>
-            <w:r>
-              <w:t xml:space="preserve">Removes the hard ceiling</w:t>
+              <w:t xml:space="preserve">Move </w:t>
+            </w:r>
+            <w:r>
+              <w:rPr>
+                <w:rFonts w:ascii="Consolas" w:hAnsi="Consolas"/>
+                <w:sz w:val="18"/>
+              </w:rPr>
+              <w:t xml:space="preserve">join</w:t>
+            </w:r>
+            <w:r>
+              <w:t xml:space="preserve"> into the path; record </w:t>
+            </w:r>
+            <w:r>
+              <w:rPr>
+                <w:rFonts w:ascii="Consolas" w:hAnsi="Consolas"/>
+                <w:sz w:val="18"/>
+              </w:rPr>
+              <w:t xml:space="preserve">code → instance</w:t>
+            </w:r>
+          </w:p>
+        </w:tc>
+        <w:tc>
+          <w:tcPr>
+            <w:tcW w:w="3120" w:type="dxa"/>
+          </w:tcPr>
+          <w:p>
+            <w:pPr>
+              <w:pStyle w:val="TableText"/>
+            </w:pPr>
+            <w:r>
+              <w:t xml:space="preserve">No behaviour change; makes the code routable</w:t>
+            </w:r>
+          </w:p>
+        </w:tc>
+      </w:tr>
+      <w:tr>
+        <w:tc>
+          <w:tcPr>
+            <w:tcW w:w="3120" w:type="dxa"/>
+          </w:tcPr>
+          <w:p>
+            <w:pPr>
+              <w:pStyle w:val="TableText"/>
+            </w:pPr>
+            <w:r>
+              <w:t xml:space="preserve">2b</w:t>
+            </w:r>
+          </w:p>
+        </w:tc>
+        <w:tc>
+          <w:tcPr>
+            <w:tcW w:w="3120" w:type="dxa"/>
+          </w:tcPr>
+          <w:p>
+            <w:pPr>
+              <w:pStyle w:val="TableText"/>
+            </w:pPr>
+            <w:r>
+              <w:t xml:space="preserve">Router in front of one instance, then add more</w:t>
+            </w:r>
+          </w:p>
+        </w:tc>
+        <w:tc>
+          <w:tcPr>
+            <w:tcW w:w="3120" w:type="dxa"/>
+          </w:tcPr>
+          <w:p>
+            <w:pPr>
+              <w:pStyle w:val="TableText"/>
+            </w:pPr>
+            <w:r>
+              <w:t xml:space="preserve">Removes the hard ceiling; invisible after the first stall</w:t>
             </w:r>
           </w:p>
         </w:tc>

--- a/docs/architecture-review.docx
+++ b/docs/architecture-review.docx
@@ -638,6 +638,18 @@
       </w:r>
     </w:p>
     <w:p>
+      <w:pPr/>
+      <w:r>
+        <w:rPr>
+          <w:b/>
+        </w:rPr>
+        <w:t xml:space="preserve">One open question, in §6:</w:t>
+      </w:r>
+      <w:r>
+        <w:t xml:space="preserve"> the routing this depends on needs a platform that can send a named request to a named instance. A load balancer spreading requests across identical replicas — the usual meaning of scaling a service — would break the design rather than implement it. Worth confirming before the work is planned rather than after.</w:t>
+      </w:r>
+    </w:p>
+    <w:p>
       <w:r>
         <w:br w:type="page"/>
       </w:r>
@@ -2502,7 +2514,364 @@
           <w:szCs w:val="32"/>
           <w:color w:val="2A2440"/>
         </w:rPr>
-        <w:t xml:space="preserve">6. Assumptions register</w:t>
+        <w:t xml:space="preserve">6. Can the platform host this?</w:t>
+      </w:r>
+    </w:p>
+    <w:p>
+      <w:pPr/>
+      <w:r>
+        <w:t xml:space="preserve">The design above says how to shard. It says nothing about whether the place this runs can do it, which is a gap worth closing before anyone commits to the plan.</w:t>
+      </w:r>
+    </w:p>
+    <w:p>
+      <w:pPr>
+        <w:pStyle w:val="Heading3"/>
+      </w:pPr>
+      <w:r>
+        <w:rPr>
+          <w:b/>
+          <w:sz w:val="26"/>
+          <w:szCs w:val="26"/>
+          <w:color w:val="3B3357"/>
+        </w:rPr>
+        <w:t xml:space="preserve">What is deployed today</w:t>
+      </w:r>
+    </w:p>
+    <w:p>
+      <w:pPr/>
+      <w:r>
+        <w:t xml:space="preserve">One instance, one region. </w:t>
+      </w:r>
+      <w:r>
+        <w:rPr>
+          <w:rFonts w:ascii="Consolas" w:hAnsi="Consolas"/>
+          <w:sz w:val="18"/>
+        </w:rPr>
+        <w:t xml:space="preserve">railway.json</w:t>
+      </w:r>
+      <w:r>
+        <w:t xml:space="preserve"> sets a Nixpacks build, </w:t>
+      </w:r>
+      <w:r>
+        <w:rPr>
+          <w:rFonts w:ascii="Consolas" w:hAnsi="Consolas"/>
+          <w:sz w:val="18"/>
+        </w:rPr>
+        <w:t xml:space="preserve">npm start</w:t>
+      </w:r>
+      <w:r>
+        <w:t xml:space="preserve">, and a </w:t>
+      </w:r>
+      <w:r>
+        <w:rPr>
+          <w:rFonts w:ascii="Consolas" w:hAnsi="Consolas"/>
+          <w:sz w:val="18"/>
+        </w:rPr>
+        <w:t xml:space="preserve">/healthz</w:t>
+      </w:r>
+      <w:r>
+        <w:t xml:space="preserve"> check; it carries no replica or region settings, so the service runs at the platform default. Every response comes back from </w:t>
+      </w:r>
+      <w:r>
+        <w:rPr>
+          <w:rFonts w:ascii="Consolas" w:hAnsi="Consolas"/>
+          <w:sz w:val="18"/>
+        </w:rPr>
+        <w:t xml:space="preserve">jfk1</w:t>
+      </w:r>
+      <w:r>
+        <w:t xml:space="preserve"> — US East.</w:t>
+      </w:r>
+    </w:p>
+    <w:p>
+      <w:pPr/>
+      <w:r>
+        <w:t xml:space="preserve">Source of truth is GitHub; Railway builds from it on push and holds no code. What is </w:t>
+      </w:r>
+      <w:r>
+        <w:rPr>
+          <w:i/>
+        </w:rPr>
+        <w:t xml:space="preserve">only</w:t>
+      </w:r>
+      <w:r>
+        <w:t xml:space="preserve"> on the platform is the Postgres data — accounts, the cookie-signing key, feedback — plus environment variables and the domain binding. That is the whole of the lock-in, and it is small.</w:t>
+      </w:r>
+    </w:p>
+    <w:p>
+      <w:pPr>
+        <w:pStyle w:val="Heading3"/>
+      </w:pPr>
+      <w:r>
+        <w:rPr>
+          <w:b/>
+          <w:sz w:val="26"/>
+          <w:szCs w:val="26"/>
+          <w:color w:val="3B3357"/>
+        </w:rPr>
+        <w:t xml:space="preserve">The requirement sharding actually imposes</w:t>
+      </w:r>
+    </w:p>
+    <w:p>
+      <w:pPr/>
+      <w:r>
+        <w:t xml:space="preserve">A request for code </w:t>
+      </w:r>
+      <w:r>
+        <w:rPr>
+          <w:rFonts w:ascii="Consolas" w:hAnsi="Consolas"/>
+          <w:sz w:val="18"/>
+        </w:rPr>
+        <w:t xml:space="preserve">ABC123</w:t>
+      </w:r>
+      <w:r>
+        <w:t xml:space="preserve"> has to reach </w:t>
+      </w:r>
+      <w:r>
+        <w:rPr>
+          <w:b/>
+        </w:rPr>
+        <w:t xml:space="preserve">one particular instance</w:t>
+      </w:r>
+      <w:r>
+        <w:t xml:space="preserve">, chosen by reading the path. Not "an instance": that one, because the parked request and the presenter's poll have to meet in the same process's memory.</w:t>
+      </w:r>
+    </w:p>
+    <w:p>
+      <w:pPr/>
+      <w:r>
+        <w:t xml:space="preserve">That is request-level affinity, and it is a stronger requirement than horizontal scaling. A load balancer that spreads requests evenly across identical replicas — which is what most platforms mean by scaling a service — </w:t>
+      </w:r>
+      <w:r>
+        <w:rPr>
+          <w:b/>
+        </w:rPr>
+        <w:t xml:space="preserve">breaks this design rather than implementing it</w:t>
+      </w:r>
+      <w:r>
+        <w:t xml:space="preserve">, because two requests for the same show land in different memory.</w:t>
+      </w:r>
+    </w:p>
+    <w:p>
+      <w:pPr>
+        <w:pStyle w:val="Quote"/>
+      </w:pPr>
+      <w:r>
+        <w:rPr>
+          <w:b/>
+        </w:rPr>
+        <w:t xml:space="preserve">To verify before committing:</w:t>
+      </w:r>
+      <w:r>
+        <w:t xml:space="preserve"> whether Railway replicas can be addressed</w:t>
+      </w:r>
+    </w:p>
+    <w:p>
+      <w:pPr>
+        <w:pStyle w:val="Quote"/>
+      </w:pPr>
+      <w:r>
+        <w:t xml:space="preserve">individually, or whether its balancer chooses for you. If it chooses, raising</w:t>
+      </w:r>
+    </w:p>
+    <w:p>
+      <w:pPr>
+        <w:pStyle w:val="Quote"/>
+      </w:pPr>
+      <w:r>
+        <w:t xml:space="preserve">the replica count is not a smaller version of sharding; it is an outage.</w:t>
+      </w:r>
+    </w:p>
+    <w:p>
+      <w:pPr>
+        <w:pStyle w:val="Heading3"/>
+      </w:pPr>
+      <w:r>
+        <w:rPr>
+          <w:b/>
+          <w:sz w:val="26"/>
+          <w:szCs w:val="26"/>
+          <w:color w:val="3B3357"/>
+        </w:rPr>
+        <w:t xml:space="preserve">If replicas cannot be addressed</w:t>
+      </w:r>
+    </w:p>
+    <w:p>
+      <w:pPr/>
+      <w:r>
+        <w:t xml:space="preserve">There is a way to stay put. Run </w:t>
+      </w:r>
+      <w:r>
+        <w:rPr>
+          <w:b/>
+        </w:rPr>
+        <w:t xml:space="preserve">each shard as its own service</w:t>
+      </w:r>
+      <w:r>
+        <w:t xml:space="preserve"> — </w:t>
+      </w:r>
+      <w:r>
+        <w:rPr>
+          <w:rFonts w:ascii="Consolas" w:hAnsi="Consolas"/>
+          <w:sz w:val="18"/>
+        </w:rPr>
+        <w:t xml:space="preserve">shard-1</w:t>
+      </w:r>
+      <w:r>
+        <w:t xml:space="preserve">, </w:t>
+      </w:r>
+      <w:r>
+        <w:rPr>
+          <w:rFonts w:ascii="Consolas" w:hAnsi="Consolas"/>
+          <w:sz w:val="18"/>
+        </w:rPr>
+        <w:t xml:space="preserve">shard-2</w:t>
+      </w:r>
+      <w:r>
+        <w:t xml:space="preserve"> — and put a small router service in front of them, proxying by code across the platform's private network. More manual than a replica count, but Postgres, the domain and the deploy flow all stay where they are, and the router is the same component the design needs anyway.</w:t>
+      </w:r>
+    </w:p>
+    <w:p>
+      <w:pPr>
+        <w:pStyle w:val="Heading3"/>
+      </w:pPr>
+      <w:r>
+        <w:rPr>
+          <w:b/>
+          <w:sz w:val="26"/>
+          <w:szCs w:val="26"/>
+          <w:color w:val="3B3357"/>
+        </w:rPr>
+        <w:t xml:space="preserve">Platforms built for this pattern</w:t>
+      </w:r>
+    </w:p>
+    <w:p>
+      <w:pPr/>
+      <w:r>
+        <w:t xml:space="preserve">Named for completeness, not as a recommendation:</w:t>
+      </w:r>
+    </w:p>
+    <w:p>
+      <w:pPr/>
+      <w:r>
+        <w:rPr>
+          <w:b/>
+        </w:rPr>
+        <w:t xml:space="preserve">Fly.io</w:t>
+      </w:r>
+      <w:r>
+        <w:t xml:space="preserve"> has a </w:t>
+      </w:r>
+      <w:r>
+        <w:rPr>
+          <w:rFonts w:ascii="Consolas" w:hAnsi="Consolas"/>
+          <w:sz w:val="18"/>
+        </w:rPr>
+        <w:t xml:space="preserve">fly-replay</w:t>
+      </w:r>
+      <w:r>
+        <w:t xml:space="preserve"> header — a response that says "replay this request on instance X". It exists for key-routed workloads and would carry this design directly.</w:t>
+      </w:r>
+    </w:p>
+    <w:p>
+      <w:pPr/>
+      <w:r>
+        <w:rPr>
+          <w:b/>
+        </w:rPr>
+        <w:t xml:space="preserve">Cloudflare Durable Objects</w:t>
+      </w:r>
+      <w:r>
+        <w:t xml:space="preserve"> are closer still: a Durable Object is a named single-threaded actor addressed by ID, which is very nearly a description of a show session. The parked-request relay is the pattern they exist for. It is also a rewrite onto a different runtime, not a migration.</w:t>
+      </w:r>
+    </w:p>
+    <w:p>
+      <w:pPr>
+        <w:pStyle w:val="Heading3"/>
+      </w:pPr>
+      <w:r>
+        <w:rPr>
+          <w:b/>
+          <w:sz w:val="26"/>
+          <w:szCs w:val="26"/>
+          <w:color w:val="3B3357"/>
+        </w:rPr>
+        <w:t xml:space="preserve">The recommendation is to stay, and to not decide yet</w:t>
+      </w:r>
+    </w:p>
+    <w:p>
+      <w:pPr/>
+      <w:r>
+        <w:t xml:space="preserve">Sharding is triggered by volumes that do not exist. The step that matters — persisting the session record — is entirely platform-independent and is worth doing wherever this runs. Do that first and the platform question stays open until something forces it.</w:t>
+      </w:r>
+    </w:p>
+    <w:p>
+      <w:pPr/>
+      <w:r>
+        <w:t xml:space="preserve">Two constraints to hold in mind meanwhile.</w:t>
+      </w:r>
+    </w:p>
+    <w:p>
+      <w:pPr/>
+      <w:r>
+        <w:rPr>
+          <w:b/>
+        </w:rPr>
+        <w:t xml:space="preserve">The edge is not fully under your control.</w:t>
+      </w:r>
+      <w:r>
+        <w:t xml:space="preserve"> The platform's CDN rewrites </w:t>
+      </w:r>
+      <w:r>
+        <w:rPr>
+          <w:rFonts w:ascii="Consolas" w:hAnsi="Consolas"/>
+          <w:sz w:val="18"/>
+        </w:rPr>
+        <w:t xml:space="preserve">Cache-Control</w:t>
+      </w:r>
+      <w:r>
+        <w:t xml:space="preserve"> on static files from the </w:t>
+      </w:r>
+      <w:r>
+        <w:rPr>
+          <w:rFonts w:ascii="Consolas" w:hAnsi="Consolas"/>
+          <w:sz w:val="18"/>
+        </w:rPr>
+        <w:t xml:space="preserve">no-cache</w:t>
+      </w:r>
+      <w:r>
+        <w:t xml:space="preserve"> this server sends to four hours, which is why cache-busting had to be solved in the HTML rather than in a header. Routing would be governed by the same layer.</w:t>
+      </w:r>
+    </w:p>
+    <w:p>
+      <w:pPr/>
+      <w:r>
+        <w:rPr>
+          <w:b/>
+        </w:rPr>
+        <w:t xml:space="preserve">One region, US East.</w:t>
+      </w:r>
+      <w:r>
+        <w:t xml:space="preserve"> For a product about screens in a room that is fine while the audience is North American. It becomes a latency question well before it becomes a sharding question, and the two are easy to confuse.</w:t>
+      </w:r>
+    </w:p>
+    <w:p>
+      <w:r>
+        <w:br w:type="page"/>
+      </w:r>
+    </w:p>
+    <w:p>
+      <w:pPr>
+        <w:pStyle w:val="Heading2"/>
+      </w:pPr>
+      <w:r>
+        <w:rPr>
+          <w:b/>
+          <w:sz w:val="32"/>
+          <w:szCs w:val="32"/>
+          <w:color w:val="2A2440"/>
+        </w:rPr>
+        <w:t xml:space="preserve">7. Assumptions register</w:t>
       </w:r>
     </w:p>
     <w:p>
